--- a/2 курс/Цифровая обработка сигналов/1_лаба/лаба1.docx
+++ b/2 курс/Цифровая обработка сигналов/1_лаба/лаба1.docx
@@ -936,40 +936,7 @@
           <w:szCs w:val="28"/>
         </w:rPr>
         <w:lastRenderedPageBreak/>
-        <w:t>Л</w:t>
-      </w:r>
-      <w:r>
-        <w:rPr>
-          <w:rFonts w:ascii="Times New Roman" w:hAnsi="Times New Roman" w:cs="Times New Roman"/>
-          <w:b/>
-          <w:bCs/>
-          <w:color w:val="000000" w:themeColor="text1"/>
-          <w:sz w:val="28"/>
-          <w:szCs w:val="28"/>
-        </w:rPr>
-        <w:t>абораторная работа №1</w:t>
-      </w:r>
-      <w:r>
-        <w:rPr>
-          <w:rFonts w:ascii="Times New Roman" w:hAnsi="Times New Roman" w:cs="Times New Roman"/>
-          <w:b/>
-          <w:bCs/>
-          <w:color w:val="000000" w:themeColor="text1"/>
-          <w:sz w:val="28"/>
-          <w:szCs w:val="28"/>
-        </w:rPr>
-        <w:t xml:space="preserve"> </w:t>
-      </w:r>
-      <w:r>
-        <w:rPr>
-          <w:rFonts w:ascii="Times New Roman" w:hAnsi="Times New Roman" w:cs="Times New Roman"/>
-          <w:b/>
-          <w:bCs/>
-          <w:color w:val="000000" w:themeColor="text1"/>
-          <w:sz w:val="28"/>
-          <w:szCs w:val="28"/>
-        </w:rPr>
-        <w:t>Генерация и визуализация базовых сигналов</w:t>
+        <w:t>Лабораторная работа №1 Генерация и визуализация базовых сигналов</w:t>
       </w:r>
     </w:p>
     <w:p>
@@ -3824,25 +3791,7 @@
           <w:sz w:val="28"/>
           <w:szCs w:val="28"/>
         </w:rPr>
-        <w:t>–</w:t>
-      </w:r>
-      <w:r>
-        <w:rPr>
-          <w:rFonts w:ascii="Times New Roman" w:hAnsi="Times New Roman" w:cs="Times New Roman"/>
-          <w:color w:val="000000" w:themeColor="text1"/>
-          <w:sz w:val="28"/>
-          <w:szCs w:val="28"/>
-        </w:rPr>
-        <w:t xml:space="preserve"> это то, во сколько раз весь период сигнала (время от одного высокого уровня до следующего) больше, чем длится сам высокий уровень (сам импульс).</w:t>
-      </w:r>
-      <w:r>
-        <w:rPr>
-          <w:rFonts w:ascii="Times New Roman" w:hAnsi="Times New Roman" w:cs="Times New Roman"/>
-          <w:color w:val="000000" w:themeColor="text1"/>
-          <w:sz w:val="28"/>
-          <w:szCs w:val="28"/>
-        </w:rPr>
-        <w:t xml:space="preserve"> </w:t>
+        <w:t xml:space="preserve">– это то, во сколько раз весь период сигнала (время от одного высокого уровня до следующего) больше, чем длится сам высокий уровень (сам импульс). </w:t>
       </w:r>
       <w:r>
         <w:rPr>
@@ -5184,6 +5133,7 @@
   <w:style w:type="character" w:default="1" w:styleId="a0">
     <w:name w:val="Default Paragraph Font"/>
     <w:uiPriority w:val="1"/>
+    <w:semiHidden/>
     <w:unhideWhenUsed/>
   </w:style>
   <w:style w:type="table" w:default="1" w:styleId="a1">
